--- a/outputs/protocols/depression/depression/fellow/depression_evidence-based-protocol_fellow.docx
+++ b/outputs/protocols/depression/depression/fellow/depression_evidence-based-protocol_fellow.docx
@@ -245,6 +245,738 @@
       </w:pPr>
     </w:p>
     <w:p>
+      <w:pPr>
+        <w:spacing w:before="240" w:after="80"/>
+      </w:pPr>
+      <w:r>
+        <w:rPr>
+          <w:rFonts w:ascii="Calibri" w:hAnsi="Calibri"/>
+          <w:b/>
+          <w:color w:val="1B3A5C"/>
+          <w:sz w:val="28"/>
+        </w:rPr>
+        <w:t>Appendix: PRISMA 2020 Evidence Flow Diagram</w:t>
+      </w:r>
+    </w:p>
+    <w:p>
+      <w:pPr>
+        <w:pBdr>
+          <w:bottom w:val="single" w:sz="6" w:space="1" w:color="2E75B6"/>
+        </w:pBdr>
+        <w:spacing w:after="120"/>
+      </w:pPr>
+    </w:p>
+    <w:p>
+      <w:pPr>
+        <w:spacing w:after="80"/>
+      </w:pPr>
+      <w:r>
+        <w:rPr>
+          <w:rFonts w:ascii="Calibri" w:hAnsi="Calibri"/>
+          <w:i/>
+          <w:color w:val="666666"/>
+          <w:sz w:val="18"/>
+        </w:rPr>
+        <w:t>[Evidence note: Note]</w:t>
+      </w:r>
+    </w:p>
+    <w:p>
+      <w:pPr>
+        <w:spacing w:before="40" w:after="40"/>
+      </w:pPr>
+      <w:r>
+        <w:rPr>
+          <w:rFonts w:ascii="Calibri" w:hAnsi="Calibri"/>
+          <w:color w:val="000000"/>
+          <w:sz w:val="22"/>
+        </w:rPr>
+        <w:t>============================================================</w:t>
+      </w:r>
+    </w:p>
+    <w:p>
+      <w:pPr>
+        <w:spacing w:before="40" w:after="40"/>
+      </w:pPr>
+      <w:r>
+        <w:rPr>
+          <w:rFonts w:ascii="Calibri" w:hAnsi="Calibri"/>
+          <w:color w:val="000000"/>
+          <w:sz w:val="22"/>
+        </w:rPr>
+        <w:t>PRISMA 2020 Flow Diagram — Major Depressive Disorder</w:t>
+      </w:r>
+    </w:p>
+    <w:p>
+      <w:pPr>
+        <w:spacing w:before="40" w:after="40"/>
+      </w:pPr>
+      <w:r>
+        <w:rPr>
+          <w:rFonts w:ascii="Calibri" w:hAnsi="Calibri"/>
+          <w:color w:val="000000"/>
+          <w:sz w:val="22"/>
+        </w:rPr>
+        <w:t>============================================================</w:t>
+      </w:r>
+    </w:p>
+    <w:p>
+      <w:pPr>
+        <w:spacing w:before="40" w:after="40"/>
+      </w:pPr>
+      <w:r>
+        <w:rPr>
+          <w:rFonts w:ascii="Calibri" w:hAnsi="Calibri"/>
+          <w:color w:val="000000"/>
+          <w:sz w:val="22"/>
+        </w:rPr>
+        <w:t>IDENTIFICATION</w:t>
+      </w:r>
+    </w:p>
+    <w:p>
+      <w:pPr>
+        <w:spacing w:before="40" w:after="40"/>
+      </w:pPr>
+      <w:r>
+        <w:rPr>
+          <w:rFonts w:ascii="Calibri" w:hAnsi="Calibri"/>
+          <w:color w:val="000000"/>
+          <w:sz w:val="22"/>
+        </w:rPr>
+        <w:t>┌──────────────────────────────────────────────────────────┐</w:t>
+      </w:r>
+    </w:p>
+    <w:p>
+      <w:pPr>
+        <w:spacing w:before="40" w:after="40"/>
+      </w:pPr>
+      <w:r>
+        <w:rPr>
+          <w:rFonts w:ascii="Calibri" w:hAnsi="Calibri"/>
+          <w:color w:val="000000"/>
+          <w:sz w:val="22"/>
+        </w:rPr>
+        <w:t>│ Records identified through database searching            │</w:t>
+      </w:r>
+    </w:p>
+    <w:p>
+      <w:pPr>
+        <w:spacing w:before="40" w:after="40"/>
+      </w:pPr>
+      <w:r>
+        <w:rPr>
+          <w:rFonts w:ascii="Calibri" w:hAnsi="Calibri"/>
+          <w:color w:val="000000"/>
+          <w:sz w:val="22"/>
+        </w:rPr>
+        <w:t>│ (n = 3)                                                  │</w:t>
+      </w:r>
+    </w:p>
+    <w:p>
+      <w:pPr>
+        <w:spacing w:before="40" w:after="40"/>
+      </w:pPr>
+      <w:r>
+        <w:rPr>
+          <w:rFonts w:ascii="Calibri" w:hAnsi="Calibri"/>
+          <w:color w:val="000000"/>
+          <w:sz w:val="22"/>
+        </w:rPr>
+        <w:t>│ Sources: multi-source: 3                                 │</w:t>
+      </w:r>
+    </w:p>
+    <w:p>
+      <w:pPr>
+        <w:spacing w:before="40" w:after="40"/>
+      </w:pPr>
+      <w:r>
+        <w:rPr>
+          <w:rFonts w:ascii="Calibri" w:hAnsi="Calibri"/>
+          <w:color w:val="000000"/>
+          <w:sz w:val="22"/>
+        </w:rPr>
+        <w:t>└──────────────────────────────────────────────────────────┘</w:t>
+      </w:r>
+    </w:p>
+    <w:p>
+      <w:pPr>
+        <w:spacing w:before="40" w:after="40"/>
+      </w:pPr>
+      <w:r>
+        <w:rPr>
+          <w:rFonts w:ascii="Calibri" w:hAnsi="Calibri"/>
+          <w:color w:val="000000"/>
+          <w:sz w:val="22"/>
+        </w:rPr>
+        <w:t>│</w:t>
+      </w:r>
+    </w:p>
+    <w:p>
+      <w:pPr>
+        <w:spacing w:before="40" w:after="40"/>
+      </w:pPr>
+      <w:r>
+        <w:rPr>
+          <w:rFonts w:ascii="Calibri" w:hAnsi="Calibri"/>
+          <w:color w:val="000000"/>
+          <w:sz w:val="22"/>
+        </w:rPr>
+        <w:t>▼</w:t>
+      </w:r>
+    </w:p>
+    <w:p>
+      <w:pPr>
+        <w:spacing w:before="40" w:after="40"/>
+      </w:pPr>
+      <w:r>
+        <w:rPr>
+          <w:rFonts w:ascii="Calibri" w:hAnsi="Calibri"/>
+          <w:color w:val="000000"/>
+          <w:sz w:val="22"/>
+        </w:rPr>
+        <w:t>DEDUPLICATION</w:t>
+      </w:r>
+    </w:p>
+    <w:p>
+      <w:pPr>
+        <w:spacing w:before="40" w:after="40"/>
+      </w:pPr>
+      <w:r>
+        <w:rPr>
+          <w:rFonts w:ascii="Calibri" w:hAnsi="Calibri"/>
+          <w:color w:val="000000"/>
+          <w:sz w:val="22"/>
+        </w:rPr>
+        <w:t>┌──────────────────────────────────────────────────────────┐</w:t>
+      </w:r>
+    </w:p>
+    <w:p>
+      <w:pPr>
+        <w:spacing w:before="40" w:after="40"/>
+      </w:pPr>
+      <w:r>
+        <w:rPr>
+          <w:rFonts w:ascii="Calibri" w:hAnsi="Calibri"/>
+          <w:color w:val="000000"/>
+          <w:sz w:val="22"/>
+        </w:rPr>
+        <w:t>│ Records after duplicates removed                         │</w:t>
+      </w:r>
+    </w:p>
+    <w:p>
+      <w:pPr>
+        <w:spacing w:before="40" w:after="40"/>
+      </w:pPr>
+      <w:r>
+        <w:rPr>
+          <w:rFonts w:ascii="Calibri" w:hAnsi="Calibri"/>
+          <w:color w:val="000000"/>
+          <w:sz w:val="22"/>
+        </w:rPr>
+        <w:t>│ (n = 3)                                                  │</w:t>
+      </w:r>
+    </w:p>
+    <w:p>
+      <w:pPr>
+        <w:spacing w:before="40" w:after="40"/>
+      </w:pPr>
+      <w:r>
+        <w:rPr>
+          <w:rFonts w:ascii="Calibri" w:hAnsi="Calibri"/>
+          <w:color w:val="000000"/>
+          <w:sz w:val="22"/>
+        </w:rPr>
+        <w:t>│ Duplicates removed: 0                                    │</w:t>
+      </w:r>
+    </w:p>
+    <w:p>
+      <w:pPr>
+        <w:spacing w:before="40" w:after="40"/>
+      </w:pPr>
+      <w:r>
+        <w:rPr>
+          <w:rFonts w:ascii="Calibri" w:hAnsi="Calibri"/>
+          <w:color w:val="000000"/>
+          <w:sz w:val="22"/>
+        </w:rPr>
+        <w:t>└──────────────────────────────────────────────────────────┘</w:t>
+      </w:r>
+    </w:p>
+    <w:p>
+      <w:pPr>
+        <w:spacing w:before="40" w:after="40"/>
+      </w:pPr>
+      <w:r>
+        <w:rPr>
+          <w:rFonts w:ascii="Calibri" w:hAnsi="Calibri"/>
+          <w:color w:val="000000"/>
+          <w:sz w:val="22"/>
+        </w:rPr>
+        <w:t>│</w:t>
+      </w:r>
+    </w:p>
+    <w:p>
+      <w:pPr>
+        <w:spacing w:before="40" w:after="40"/>
+      </w:pPr>
+      <w:r>
+        <w:rPr>
+          <w:rFonts w:ascii="Calibri" w:hAnsi="Calibri"/>
+          <w:color w:val="000000"/>
+          <w:sz w:val="22"/>
+        </w:rPr>
+        <w:t>▼</w:t>
+      </w:r>
+    </w:p>
+    <w:p>
+      <w:pPr>
+        <w:spacing w:before="40" w:after="40"/>
+      </w:pPr>
+      <w:r>
+        <w:rPr>
+          <w:rFonts w:ascii="Calibri" w:hAnsi="Calibri"/>
+          <w:color w:val="000000"/>
+          <w:sz w:val="22"/>
+        </w:rPr>
+        <w:t>SCREENING</w:t>
+      </w:r>
+    </w:p>
+    <w:p>
+      <w:pPr>
+        <w:spacing w:before="40" w:after="40"/>
+      </w:pPr>
+      <w:r>
+        <w:rPr>
+          <w:rFonts w:ascii="Calibri" w:hAnsi="Calibri"/>
+          <w:color w:val="000000"/>
+          <w:sz w:val="22"/>
+        </w:rPr>
+        <w:t>┌──────────────────────────────────────────────────────────┐</w:t>
+      </w:r>
+    </w:p>
+    <w:p>
+      <w:pPr>
+        <w:spacing w:before="40" w:after="40"/>
+      </w:pPr>
+      <w:r>
+        <w:rPr>
+          <w:rFonts w:ascii="Calibri" w:hAnsi="Calibri"/>
+          <w:color w:val="000000"/>
+          <w:sz w:val="22"/>
+        </w:rPr>
+        <w:t>│ Records screened                                         │</w:t>
+      </w:r>
+    </w:p>
+    <w:p>
+      <w:pPr>
+        <w:spacing w:before="40" w:after="40"/>
+      </w:pPr>
+      <w:r>
+        <w:rPr>
+          <w:rFonts w:ascii="Calibri" w:hAnsi="Calibri"/>
+          <w:color w:val="000000"/>
+          <w:sz w:val="22"/>
+        </w:rPr>
+        <w:t>│ (n = 3)                                                  │</w:t>
+      </w:r>
+    </w:p>
+    <w:p>
+      <w:pPr>
+        <w:spacing w:before="40" w:after="40"/>
+      </w:pPr>
+      <w:r>
+        <w:rPr>
+          <w:rFonts w:ascii="Calibri" w:hAnsi="Calibri"/>
+          <w:color w:val="000000"/>
+          <w:sz w:val="22"/>
+        </w:rPr>
+        <w:t>│ Excluded: 0                                              │</w:t>
+      </w:r>
+    </w:p>
+    <w:p>
+      <w:pPr>
+        <w:spacing w:before="40" w:after="40"/>
+      </w:pPr>
+      <w:r>
+        <w:rPr>
+          <w:rFonts w:ascii="Calibri" w:hAnsi="Calibri"/>
+          <w:color w:val="000000"/>
+          <w:sz w:val="22"/>
+        </w:rPr>
+        <w:t>└──────────────────────────────────────────────────────────┘</w:t>
+      </w:r>
+    </w:p>
+    <w:p>
+      <w:pPr>
+        <w:spacing w:before="40" w:after="40"/>
+      </w:pPr>
+      <w:r>
+        <w:rPr>
+          <w:rFonts w:ascii="Calibri" w:hAnsi="Calibri"/>
+          <w:color w:val="000000"/>
+          <w:sz w:val="22"/>
+        </w:rPr>
+        <w:t>│</w:t>
+      </w:r>
+    </w:p>
+    <w:p>
+      <w:pPr>
+        <w:spacing w:before="40" w:after="40"/>
+      </w:pPr>
+      <w:r>
+        <w:rPr>
+          <w:rFonts w:ascii="Calibri" w:hAnsi="Calibri"/>
+          <w:color w:val="000000"/>
+          <w:sz w:val="22"/>
+        </w:rPr>
+        <w:t>▼</w:t>
+      </w:r>
+    </w:p>
+    <w:p>
+      <w:pPr>
+        <w:spacing w:before="40" w:after="40"/>
+      </w:pPr>
+      <w:r>
+        <w:rPr>
+          <w:rFonts w:ascii="Calibri" w:hAnsi="Calibri"/>
+          <w:color w:val="000000"/>
+          <w:sz w:val="22"/>
+        </w:rPr>
+        <w:t>ELIGIBILITY</w:t>
+      </w:r>
+    </w:p>
+    <w:p>
+      <w:pPr>
+        <w:spacing w:before="40" w:after="40"/>
+      </w:pPr>
+      <w:r>
+        <w:rPr>
+          <w:rFonts w:ascii="Calibri" w:hAnsi="Calibri"/>
+          <w:color w:val="000000"/>
+          <w:sz w:val="22"/>
+        </w:rPr>
+        <w:t>┌──────────────────────────────────────────────────────────┐</w:t>
+      </w:r>
+    </w:p>
+    <w:p>
+      <w:pPr>
+        <w:spacing w:before="40" w:after="40"/>
+      </w:pPr>
+      <w:r>
+        <w:rPr>
+          <w:rFonts w:ascii="Calibri" w:hAnsi="Calibri"/>
+          <w:color w:val="000000"/>
+          <w:sz w:val="22"/>
+        </w:rPr>
+        <w:t>│ Full-text articles assessed for eligibility              │</w:t>
+      </w:r>
+    </w:p>
+    <w:p>
+      <w:pPr>
+        <w:spacing w:before="40" w:after="40"/>
+      </w:pPr>
+      <w:r>
+        <w:rPr>
+          <w:rFonts w:ascii="Calibri" w:hAnsi="Calibri"/>
+          <w:color w:val="000000"/>
+          <w:sz w:val="22"/>
+        </w:rPr>
+        <w:t>│ (n = 0)                                                  │</w:t>
+      </w:r>
+    </w:p>
+    <w:p>
+      <w:pPr>
+        <w:spacing w:before="40" w:after="40"/>
+      </w:pPr>
+      <w:r>
+        <w:rPr>
+          <w:rFonts w:ascii="Calibri" w:hAnsi="Calibri"/>
+          <w:color w:val="000000"/>
+          <w:sz w:val="22"/>
+        </w:rPr>
+        <w:t>│ Excluded: 0                                              │</w:t>
+      </w:r>
+    </w:p>
+    <w:p>
+      <w:pPr>
+        <w:spacing w:before="40" w:after="40"/>
+      </w:pPr>
+      <w:r>
+        <w:rPr>
+          <w:rFonts w:ascii="Calibri" w:hAnsi="Calibri"/>
+          <w:color w:val="000000"/>
+          <w:sz w:val="22"/>
+        </w:rPr>
+        <w:t>└──────────────────────────────────────────────────────────┘</w:t>
+      </w:r>
+    </w:p>
+    <w:p>
+      <w:pPr>
+        <w:spacing w:before="40" w:after="40"/>
+      </w:pPr>
+      <w:r>
+        <w:rPr>
+          <w:rFonts w:ascii="Calibri" w:hAnsi="Calibri"/>
+          <w:color w:val="000000"/>
+          <w:sz w:val="22"/>
+        </w:rPr>
+        <w:t>│</w:t>
+      </w:r>
+    </w:p>
+    <w:p>
+      <w:pPr>
+        <w:spacing w:before="40" w:after="40"/>
+      </w:pPr>
+      <w:r>
+        <w:rPr>
+          <w:rFonts w:ascii="Calibri" w:hAnsi="Calibri"/>
+          <w:color w:val="000000"/>
+          <w:sz w:val="22"/>
+        </w:rPr>
+        <w:t>▼</w:t>
+      </w:r>
+    </w:p>
+    <w:p>
+      <w:pPr>
+        <w:spacing w:before="40" w:after="40"/>
+      </w:pPr>
+      <w:r>
+        <w:rPr>
+          <w:rFonts w:ascii="Calibri" w:hAnsi="Calibri"/>
+          <w:color w:val="000000"/>
+          <w:sz w:val="22"/>
+        </w:rPr>
+        <w:t>INCLUDED</w:t>
+      </w:r>
+    </w:p>
+    <w:p>
+      <w:pPr>
+        <w:spacing w:before="40" w:after="40"/>
+      </w:pPr>
+      <w:r>
+        <w:rPr>
+          <w:rFonts w:ascii="Calibri" w:hAnsi="Calibri"/>
+          <w:color w:val="000000"/>
+          <w:sz w:val="22"/>
+        </w:rPr>
+        <w:t>┌──────────────────────────────────────────────────────────┐</w:t>
+      </w:r>
+    </w:p>
+    <w:p>
+      <w:pPr>
+        <w:spacing w:before="40" w:after="40"/>
+      </w:pPr>
+      <w:r>
+        <w:rPr>
+          <w:rFonts w:ascii="Calibri" w:hAnsi="Calibri"/>
+          <w:color w:val="000000"/>
+          <w:sz w:val="22"/>
+        </w:rPr>
+        <w:t>│ Studies included in evidence synthesis                   │</w:t>
+      </w:r>
+    </w:p>
+    <w:p>
+      <w:pPr>
+        <w:spacing w:before="40" w:after="40"/>
+      </w:pPr>
+      <w:r>
+        <w:rPr>
+          <w:rFonts w:ascii="Calibri" w:hAnsi="Calibri"/>
+          <w:color w:val="000000"/>
+          <w:sz w:val="22"/>
+        </w:rPr>
+        <w:t>│ (n = 0)                                                  │</w:t>
+      </w:r>
+    </w:p>
+    <w:p>
+      <w:pPr>
+        <w:spacing w:before="40" w:after="40"/>
+      </w:pPr>
+      <w:r>
+        <w:rPr>
+          <w:rFonts w:ascii="Calibri" w:hAnsi="Calibri"/>
+          <w:color w:val="000000"/>
+          <w:sz w:val="22"/>
+        </w:rPr>
+        <w:t>│ Parameters extracted: 0                                  │</w:t>
+      </w:r>
+    </w:p>
+    <w:p>
+      <w:pPr>
+        <w:spacing w:before="40" w:after="40"/>
+      </w:pPr>
+      <w:r>
+        <w:rPr>
+          <w:rFonts w:ascii="Calibri" w:hAnsi="Calibri"/>
+          <w:color w:val="000000"/>
+          <w:sz w:val="22"/>
+        </w:rPr>
+        <w:t>│ Evidence scored: 0                                       │</w:t>
+      </w:r>
+    </w:p>
+    <w:p>
+      <w:pPr>
+        <w:spacing w:before="40" w:after="40"/>
+      </w:pPr>
+      <w:r>
+        <w:rPr>
+          <w:rFonts w:ascii="Calibri" w:hAnsi="Calibri"/>
+          <w:color w:val="000000"/>
+          <w:sz w:val="22"/>
+        </w:rPr>
+        <w:t>│ Grounded to protocol: 0                                  │</w:t>
+      </w:r>
+    </w:p>
+    <w:p>
+      <w:pPr>
+        <w:spacing w:before="40" w:after="40"/>
+      </w:pPr>
+      <w:r>
+        <w:rPr>
+          <w:rFonts w:ascii="Calibri" w:hAnsi="Calibri"/>
+          <w:color w:val="000000"/>
+          <w:sz w:val="22"/>
+        </w:rPr>
+        <w:t>└──────────────────────────────────────────────────────────┘</w:t>
+      </w:r>
+    </w:p>
+    <w:p>
+      <w:pPr>
+        <w:spacing w:before="40" w:after="40"/>
+      </w:pPr>
+      <w:r>
+        <w:rPr>
+          <w:rFonts w:ascii="Calibri" w:hAnsi="Calibri"/>
+          <w:color w:val="000000"/>
+          <w:sz w:val="22"/>
+        </w:rPr>
+        <w:t>============================================================</w:t>
+      </w:r>
+    </w:p>
+    <w:p>
+      <w:pPr>
+        <w:spacing w:after="120"/>
+      </w:pPr>
+    </w:p>
+    <w:p>
+      <w:pPr>
+        <w:spacing w:before="240" w:after="80"/>
+      </w:pPr>
+      <w:r>
+        <w:rPr>
+          <w:rFonts w:ascii="Calibri" w:hAnsi="Calibri"/>
+          <w:b/>
+          <w:color w:val="1B3A5C"/>
+          <w:sz w:val="28"/>
+        </w:rPr>
+        <w:t>Appendix: Evidence Summary</w:t>
+      </w:r>
+    </w:p>
+    <w:p>
+      <w:pPr>
+        <w:pBdr>
+          <w:bottom w:val="single" w:sz="6" w:space="1" w:color="2E75B6"/>
+        </w:pBdr>
+        <w:spacing w:after="120"/>
+      </w:pPr>
+    </w:p>
+    <w:p>
+      <w:pPr>
+        <w:spacing w:after="80"/>
+      </w:pPr>
+      <w:r>
+        <w:rPr>
+          <w:rFonts w:ascii="Calibri" w:hAnsi="Calibri"/>
+          <w:i/>
+          <w:color w:val="666666"/>
+          <w:sz w:val="18"/>
+        </w:rPr>
+        <w:t>[Evidence note: Note]</w:t>
+      </w:r>
+    </w:p>
+    <w:p>
+      <w:pPr>
+        <w:spacing w:before="40" w:after="40"/>
+      </w:pPr>
+      <w:r>
+        <w:rPr>
+          <w:rFonts w:ascii="Calibri" w:hAnsi="Calibri"/>
+          <w:color w:val="000000"/>
+          <w:sz w:val="22"/>
+        </w:rPr>
+        <w:t>Total articles after screening: 3</w:t>
+      </w:r>
+    </w:p>
+    <w:p>
+      <w:pPr>
+        <w:spacing w:before="40" w:after="40"/>
+      </w:pPr>
+      <w:r>
+        <w:rPr>
+          <w:rFonts w:ascii="Calibri" w:hAnsi="Calibri"/>
+          <w:color w:val="000000"/>
+          <w:sz w:val="22"/>
+        </w:rPr>
+        <w:t>Grade distribution: A=3, B=0, C=0, D=0</w:t>
+      </w:r>
+    </w:p>
+    <w:p>
+      <w:pPr>
+        <w:spacing w:before="40" w:after="40"/>
+      </w:pPr>
+      <w:r>
+        <w:rPr>
+          <w:rFonts w:ascii="Calibri" w:hAnsi="Calibri"/>
+          <w:color w:val="000000"/>
+          <w:sz w:val="22"/>
+        </w:rPr>
+        <w:t>Top cited articles:</w:t>
+      </w:r>
+    </w:p>
+    <w:p>
+      <w:pPr>
+        <w:spacing w:before="40" w:after="40"/>
+      </w:pPr>
+      <w:r>
+        <w:rPr>
+          <w:rFonts w:ascii="Calibri" w:hAnsi="Calibri"/>
+          <w:color w:val="000000"/>
+          <w:sz w:val="22"/>
+        </w:rPr>
+        <w:t>[A] Brunoni AR, Moffa AH, Sampaio-Junior B (2017). Trial of Electrical Direct-Current Therapy versus Escitalopram for Depression. JAMA Psychiatry. PMID: 28493655</w:t>
+      </w:r>
+    </w:p>
+    <w:p>
+      <w:pPr>
+        <w:spacing w:before="40" w:after="40"/>
+      </w:pPr>
+      <w:r>
+        <w:rPr>
+          <w:rFonts w:ascii="Calibri" w:hAnsi="Calibri"/>
+          <w:color w:val="000000"/>
+          <w:sz w:val="22"/>
+        </w:rPr>
+        <w:t>[A] Loo CK, Husain MM, McDonald WM (2018). Transcranial direct current stimulation for depression: systematic review and meta-analysis. Br J Psychiatry. PMID: 29800858</w:t>
+      </w:r>
+    </w:p>
+    <w:p>
+      <w:pPr>
+        <w:spacing w:before="40" w:after="40"/>
+      </w:pPr>
+      <w:r>
+        <w:rPr>
+          <w:rFonts w:ascii="Calibri" w:hAnsi="Calibri"/>
+          <w:color w:val="000000"/>
+          <w:sz w:val="22"/>
+        </w:rPr>
+        <w:t>[A] Bikson M, Grossman P, Thomas C (2016). Safety of Transcranial Direct Current Stimulation: Evidence Based Update 2016. Brain Stimulation. PMID: 27765600</w:t>
+      </w:r>
+    </w:p>
+    <w:p>
+      <w:pPr>
+        <w:spacing w:after="120"/>
+      </w:pPr>
+    </w:p>
+    <w:p>
       <w:r>
         <w:rPr>
           <w:rFonts w:ascii="Calibri" w:hAnsi="Calibri"/>
@@ -337,6 +1069,44 @@
           <w:sz w:val="18"/>
         </w:rPr>
         <w:t>7. Montgomery SA, Asberg M. (1979). A new depression scale designed to be sensitive to change. British Journal of Psychiatry. PMID: 444788.</w:t>
+      </w:r>
+    </w:p>
+    <w:p>
+      <w:r>
+        <w:br w:type="page"/>
+      </w:r>
+    </w:p>
+    <w:p>
+      <w:r>
+        <w:rPr>
+          <w:rFonts w:ascii="Calibri" w:hAnsi="Calibri"/>
+          <w:b/>
+          <w:sz w:val="22"/>
+        </w:rPr>
+        <w:t>Clinical Decision Support Disclaimer</w:t>
+      </w:r>
+    </w:p>
+    <w:p>
+      <w:r>
+        <w:rPr>
+          <w:rFonts w:ascii="Calibri" w:hAnsi="Calibri"/>
+          <w:i/>
+          <w:sz w:val="18"/>
+        </w:rPr>
+        <w:t>This document was generated by the SOZO Protocol Generator, a clinical decision support system. It is intended to assist qualified healthcare professionals in developing evidence-based neuromodulation protocols. This document does NOT constitute medical advice, autonomous prescribing, or a substitute for clinical judgment. All recommendations must be independently reviewed, verified, and approved by a qualified clinician before clinical application. The treating clinician retains full responsibility for patient care decisions.</w:t>
+      </w:r>
+    </w:p>
+    <w:p>
+      <w:pPr>
+        <w:spacing w:before="480"/>
+      </w:pPr>
+      <w:r>
+        <w:rPr>
+          <w:rFonts w:ascii="Calibri" w:hAnsi="Calibri"/>
+          <w:color w:val="999999"/>
+          <w:sz w:val="16"/>
+        </w:rPr>
+        <w:t>Build ID: 471ce2df-877d-41d5-a17e-16000f555d64 | Condition: depression | Tier: fellow | Document Type: evidence_based_protocol</w:t>
       </w:r>
     </w:p>
     <w:sectPr>

--- a/outputs/protocols/depression/depression/fellow/depression_evidence-based-protocol_fellow.docx
+++ b/outputs/protocols/depression/depression/fellow/depression_evidence-based-protocol_fellow.docx
@@ -1106,7 +1106,7 @@
           <w:color w:val="999999"/>
           <w:sz w:val="16"/>
         </w:rPr>
-        <w:t>Build ID: 471ce2df-877d-41d5-a17e-16000f555d64 | Condition: depression | Tier: fellow | Document Type: evidence_based_protocol</w:t>
+        <w:t>Build ID: 1fbafc31-b69c-4aa7-bfbd-a3b8b20ad193 | Condition: depression | Tier: fellow | Document Type: evidence_based_protocol</w:t>
       </w:r>
     </w:p>
     <w:sectPr>

--- a/outputs/protocols/depression/depression/fellow/depression_evidence-based-protocol_fellow.docx
+++ b/outputs/protocols/depression/depression/fellow/depression_evidence-based-protocol_fellow.docx
@@ -138,16 +138,52 @@
     <w:p/>
     <w:p>
       <w:pPr>
+        <w:pStyle w:val="Heading1"/>
+      </w:pPr>
+      <w:r>
+        <w:rPr>
+          <w:rFonts w:ascii="Calibri" w:hAnsi="Calibri"/>
+          <w:color w:val="1B3A5C"/>
+          <w:sz w:val="28"/>
+        </w:rPr>
+        <w:t>Table of Contents</w:t>
+      </w:r>
+    </w:p>
+    <w:p>
+      <w:r>
+        <w:fldChar w:fldCharType="begin"/>
+        <w:instrText xml:space="preserve"> TOC \o "1-3" \h \z \u </w:instrText>
+        <w:fldChar w:fldCharType="separate"/>
+      </w:r>
+      <w:r>
+        <w:rPr>
+          <w:i/>
+          <w:color w:val="999999"/>
+          <w:sz w:val="20"/>
+        </w:rPr>
+        <w:t>[Right-click and select 'Update Field' to generate Table of Contents]</w:t>
+      </w:r>
+      <w:r>
+        <w:fldChar w:fldCharType="end"/>
+      </w:r>
+    </w:p>
+    <w:p>
+      <w:r>
+        <w:br w:type="page"/>
+      </w:r>
+    </w:p>
+    <w:p>
+      <w:pPr>
+        <w:pStyle w:val="Heading1"/>
         <w:spacing w:before="240" w:after="80"/>
       </w:pPr>
       <w:r>
         <w:rPr>
           <w:rFonts w:ascii="Calibri" w:hAnsi="Calibri"/>
-          <w:b/>
           <w:color w:val="1B3A5C"/>
           <w:sz w:val="28"/>
         </w:rPr>
-        <w:t>Clinical Overview</w:t>
+        <w:t>1. Clinical Overview</w:t>
       </w:r>
     </w:p>
     <w:p>
@@ -192,16 +228,16 @@
     </w:p>
     <w:p>
       <w:pPr>
+        <w:pStyle w:val="Heading1"/>
         <w:spacing w:before="240" w:after="80"/>
       </w:pPr>
       <w:r>
         <w:rPr>
           <w:rFonts w:ascii="Calibri" w:hAnsi="Calibri"/>
-          <w:b/>
           <w:color w:val="1B3A5C"/>
           <w:sz w:val="28"/>
         </w:rPr>
-        <w:t>Safety &amp; Monitoring</w:t>
+        <w:t>2. Safety &amp; Monitoring</w:t>
       </w:r>
     </w:p>
     <w:p>
@@ -246,16 +282,16 @@
     </w:p>
     <w:p>
       <w:pPr>
+        <w:pStyle w:val="Heading1"/>
         <w:spacing w:before="240" w:after="80"/>
       </w:pPr>
       <w:r>
         <w:rPr>
           <w:rFonts w:ascii="Calibri" w:hAnsi="Calibri"/>
-          <w:b/>
           <w:color w:val="1B3A5C"/>
           <w:sz w:val="28"/>
         </w:rPr>
-        <w:t>Appendix: PRISMA 2020 Evidence Flow Diagram</w:t>
+        <w:t>3. Appendix: PRISMA 2020 Evidence Flow Diagram</w:t>
       </w:r>
     </w:p>
     <w:p>
@@ -859,16 +895,16 @@
     </w:p>
     <w:p>
       <w:pPr>
+        <w:pStyle w:val="Heading1"/>
         <w:spacing w:before="240" w:after="80"/>
       </w:pPr>
       <w:r>
         <w:rPr>
           <w:rFonts w:ascii="Calibri" w:hAnsi="Calibri"/>
-          <w:b/>
           <w:color w:val="1B3A5C"/>
           <w:sz w:val="28"/>
         </w:rPr>
-        <w:t>Appendix: Evidence Summary</w:t>
+        <w:t>4. Appendix: Evidence Summary</w:t>
       </w:r>
     </w:p>
     <w:p>
@@ -1106,7 +1142,7 @@
           <w:color w:val="999999"/>
           <w:sz w:val="16"/>
         </w:rPr>
-        <w:t>Build ID: 1fbafc31-b69c-4aa7-bfbd-a3b8b20ad193 | Condition: depression | Tier: fellow | Document Type: evidence_based_protocol</w:t>
+        <w:t>Build ID: c47474cf-0caf-491f-aef9-ac8572d9d75c | Condition: depression | Tier: fellow | Document Type: evidence_based_protocol</w:t>
       </w:r>
     </w:p>
     <w:sectPr>
